--- a/小野町_引継ぎ_整理済/12_進捗管理/小野町_障がい計画_仕様書の網羅性確認と図表の点検_20261023.docx
+++ b/小野町_引継ぎ_整理済/12_進捗管理/小野町_障がい計画_仕様書の網羅性確認と図表の点検_20261023.docx
@@ -790,6 +790,68 @@
     </w:p>
     <w:p>
       <w:pPr>
+        <w:tabs>
+          <w:tab w:pos="9751" w:val="right" w:leader="dot"/>
+        </w:tabs>
+        <w:spacing w:before="20" w:after="20" w:line="252" w:lineRule="auto"/>
+        <w:ind w:left="0"/>
+      </w:pPr>
+      <w:hyperlink w:anchor="_Toc_012">
+        <w:r>
+          <w:rPr>
+            <w:rFonts w:ascii="游ゴシック" w:hAnsi="游ゴシック" w:eastAsia="游ゴシック"/>
+            <w:b/>
+            <w:sz w:val="22"/>
+          </w:rPr>
+          <w:t xml:space="preserve">8　作業1〜7の実施結果（令和8年10月23日）</w:t>
+        </w:r>
+        <w:r>
+          <w:rPr>
+            <w:rFonts w:ascii="游ゴシック" w:hAnsi="游ゴシック" w:eastAsia="游ゴシック"/>
+            <w:sz w:val="20"/>
+          </w:rPr>
+          <w:tab/>
+        </w:r>
+        <w:r>
+          <w:rPr>
+            <w:rFonts w:ascii="游ゴシック" w:hAnsi="游ゴシック" w:eastAsia="游ゴシック"/>
+            <w:sz w:val="20"/>
+          </w:rPr>
+          <w:fldChar w:fldCharType="begin"/>
+        </w:r>
+        <w:r>
+          <w:rPr>
+            <w:rFonts w:ascii="游ゴシック" w:hAnsi="游ゴシック" w:eastAsia="游ゴシック"/>
+            <w:sz w:val="20"/>
+          </w:rPr>
+          <w:instrText xml:space="preserve"> PAGEREF _Toc_012 \h </w:instrText>
+        </w:r>
+        <w:r>
+          <w:rPr>
+            <w:rFonts w:ascii="游ゴシック" w:hAnsi="游ゴシック" w:eastAsia="游ゴシック"/>
+            <w:sz w:val="20"/>
+          </w:rPr>
+          <w:fldChar w:fldCharType="separate"/>
+        </w:r>
+        <w:r>
+          <w:rPr>
+            <w:rFonts w:ascii="游ゴシック" w:hAnsi="游ゴシック" w:eastAsia="游ゴシック"/>
+            <w:b/>
+            <w:sz w:val="20"/>
+          </w:rPr>
+          <w:t xml:space="preserve">－</w:t>
+        </w:r>
+        <w:r>
+          <w:rPr>
+            <w:rFonts w:ascii="游ゴシック" w:hAnsi="游ゴシック" w:eastAsia="游ゴシック"/>
+            <w:sz w:val="20"/>
+          </w:rPr>
+          <w:fldChar w:fldCharType="end"/>
+        </w:r>
+      </w:hyperlink>
+    </w:p>
+    <w:p>
+      <w:pPr>
         <w:sectPr>
           <w:headerReference w:type="default" r:id="rId9"/>
           <w:footerReference w:type="default" r:id="rId10"/>
@@ -13015,7 +13077,7 @@
                 <w:i w:val="0"/>
                 <w:sz w:val="16"/>
               </w:rPr>
-              <w:t>混在</w:t>
+              <w:t>「障がい」が基本。「障害」は法律・機関・手帳の名称のみ</w:t>
             </w:r>
           </w:p>
         </w:tc>
@@ -13055,7 +13117,7 @@
                 <w:i w:val="0"/>
                 <w:sz w:val="16"/>
               </w:rPr>
-              <w:t>「障がい支援区分」「障害福祉サービス」と「障がい福祉サービス」が混在</w:t>
+              <w:t>おおむね前回計画どおり。「障害福祉サービス」「障がい者差別解消法」などが混在</w:t>
             </w:r>
           </w:p>
         </w:tc>
@@ -13075,7 +13137,7 @@
                 <w:i w:val="0"/>
                 <w:sz w:val="16"/>
               </w:rPr>
-              <w:t>「障害福祉サービス」と「障がい福祉サービス」が混在</w:t>
+              <w:t>「障害支援区分」「障害福祉サービス」と「障がい福祉サービス」が混在</w:t>
             </w:r>
           </w:p>
         </w:tc>
@@ -13095,7 +13157,7 @@
                 <w:i w:val="0"/>
                 <w:sz w:val="16"/>
               </w:rPr>
-              <w:t>法令・制度・手帳の名称は「障害」（障害支援区分・障害福祉サービス等）、それ以外は「障がい」</w:t>
+              <w:t>前回計画の書き分けにそろえる。「障がい」が基本（障がい福祉サービス・障がい支援区分・障がい児・障がい者支援施設）、「障害」は法律・条約・国の計画と指針・機関・手帳・法令上のサービスの名称だけ（ono_shogai_hyoki）</w:t>
             </w:r>
           </w:p>
         </w:tc>
@@ -15368,6 +15430,1477 @@
                 <w:sz w:val="17"/>
               </w:rPr>
               <w:t>ヒアリング結果の表</w:t>
+            </w:r>
+          </w:p>
+        </w:tc>
+      </w:tr>
+    </w:tbl>
+    <w:p>
+      <w:pPr>
+        <w:spacing w:after="40"/>
+      </w:pPr>
+    </w:p>
+    <w:p>
+      <w:pPr>
+        <w:pStyle w:val="Heading1"/>
+        <w:keepNext/>
+        <w:spacing w:before="240" w:after="100"/>
+      </w:pPr>
+      <w:bookmarkStart w:id="112" w:name="_Toc_012"/>
+      <w:r>
+        <w:rPr>
+          <w:rFonts w:ascii="游ゴシック" w:hAnsi="游ゴシック" w:eastAsia="游ゴシック"/>
+          <w:b/>
+          <w:i w:val="0"/>
+          <w:color w:val="2E74B5"/>
+          <w:sz w:val="30"/>
+        </w:rPr>
+        <w:t>8　作業1〜7の実施結果（令和8年10月23日）</w:t>
+      </w:r>
+      <w:bookmarkEnd w:id="112"/>
+    </w:p>
+    <w:p>
+      <w:pPr>
+        <w:spacing w:before="60" w:after="60"/>
+      </w:pPr>
+      <w:r>
+        <w:rPr>
+          <w:rFonts w:ascii="游ゴシック" w:hAnsi="游ゴシック" w:eastAsia="游ゴシック"/>
+          <w:b w:val="0"/>
+          <w:i w:val="0"/>
+          <w:sz w:val="21"/>
+        </w:rPr>
+        <w:t>7章の「今すぐ進められる作業」を、1から順に行いました。土台（他メンバー素案）への反映は変更履歴付きの第2弾として、当方素案は第5版として作り直しています。</w:t>
+      </w:r>
+    </w:p>
+    <w:p>
+      <w:pPr>
+        <w:keepNext/>
+        <w:spacing w:before="200" w:after="40"/>
+      </w:pPr>
+      <w:r>
+        <w:rPr>
+          <w:rFonts w:ascii="游ゴシック" w:hAnsi="游ゴシック" w:eastAsia="游ゴシック"/>
+          <w:b/>
+          <w:i w:val="0"/>
+          <w:color w:val="1F4D78"/>
+          <w:sz w:val="22"/>
+        </w:rPr>
+        <w:t>【表12】作業1〜7の実施結果</w:t>
+      </w:r>
+    </w:p>
+    <w:tbl>
+      <w:tblPr>
+        <w:tblW w:type="auto" w:w="0"/>
+        <w:jc w:val="center"/>
+        <w:tblLayout w:type="fixed"/>
+        <w:tblLook w:firstColumn="1" w:firstRow="1" w:lastColumn="0" w:lastRow="0" w:noHBand="0" w:noVBand="1" w:val="04A0"/>
+        <w:tblBorders>
+          <w:top w:val="single" w:sz="6" w:space="0" w:color="2E75B6"/>
+          <w:left w:val="single" w:sz="4" w:space="0" w:color="BFBFBF"/>
+          <w:bottom w:val="single" w:sz="6" w:space="0" w:color="2E75B6"/>
+          <w:right w:val="single" w:sz="4" w:space="0" w:color="BFBFBF"/>
+          <w:insideH w:val="single" w:sz="4" w:space="0" w:color="BFBFBF"/>
+          <w:insideV w:val="single" w:sz="4" w:space="0" w:color="BFBFBF"/>
+        </w:tblBorders>
+        <w:tblCellMar>
+          <w:left w:w="10" w:type="dxa"/>
+          <w:right w:w="10" w:type="dxa"/>
+        </w:tblCellMar>
+      </w:tblPr>
+      <w:tblGrid>
+        <w:gridCol w:w="454"/>
+        <w:gridCol w:w="1814"/>
+        <w:gridCol w:w="4649"/>
+        <w:gridCol w:w="2835"/>
+      </w:tblGrid>
+      <w:tr>
+        <w:tc>
+          <w:tcPr>
+            <w:tcW w:type="dxa" w:w="454"/>
+            <w:shd w:val="clear" w:fill="1F3864"/>
+            <w:vAlign w:val="center"/>
+          </w:tcPr>
+          <w:p>
+            <w:pPr>
+              <w:spacing w:before="20" w:after="20"/>
+              <w:jc w:val="center"/>
+            </w:pPr>
+            <w:r>
+              <w:rPr>
+                <w:rFonts w:ascii="游ゴシック" w:hAnsi="游ゴシック" w:eastAsia="游ゴシック"/>
+                <w:b/>
+                <w:i w:val="0"/>
+                <w:color w:val="FFFFFF"/>
+                <w:sz w:val="16"/>
+              </w:rPr>
+              <w:t>№</w:t>
+            </w:r>
+          </w:p>
+        </w:tc>
+        <w:tc>
+          <w:tcPr>
+            <w:tcW w:type="dxa" w:w="1814"/>
+            <w:shd w:val="clear" w:fill="1F3864"/>
+            <w:vAlign w:val="center"/>
+          </w:tcPr>
+          <w:p>
+            <w:pPr>
+              <w:spacing w:before="20" w:after="20"/>
+              <w:jc w:val="center"/>
+            </w:pPr>
+            <w:r>
+              <w:rPr>
+                <w:rFonts w:ascii="游ゴシック" w:hAnsi="游ゴシック" w:eastAsia="游ゴシック"/>
+                <w:b/>
+                <w:i w:val="0"/>
+                <w:color w:val="FFFFFF"/>
+                <w:sz w:val="16"/>
+              </w:rPr>
+              <w:t>作業</w:t>
+            </w:r>
+          </w:p>
+        </w:tc>
+        <w:tc>
+          <w:tcPr>
+            <w:tcW w:type="dxa" w:w="4649"/>
+            <w:shd w:val="clear" w:fill="1F3864"/>
+            <w:vAlign w:val="center"/>
+          </w:tcPr>
+          <w:p>
+            <w:pPr>
+              <w:spacing w:before="20" w:after="20"/>
+              <w:jc w:val="center"/>
+            </w:pPr>
+            <w:r>
+              <w:rPr>
+                <w:rFonts w:ascii="游ゴシック" w:hAnsi="游ゴシック" w:eastAsia="游ゴシック"/>
+                <w:b/>
+                <w:i w:val="0"/>
+                <w:color w:val="FFFFFF"/>
+                <w:sz w:val="16"/>
+              </w:rPr>
+              <w:t>結果</w:t>
+            </w:r>
+          </w:p>
+        </w:tc>
+        <w:tc>
+          <w:tcPr>
+            <w:tcW w:type="dxa" w:w="2835"/>
+            <w:shd w:val="clear" w:fill="1F3864"/>
+            <w:vAlign w:val="center"/>
+          </w:tcPr>
+          <w:p>
+            <w:pPr>
+              <w:spacing w:before="20" w:after="20"/>
+              <w:jc w:val="center"/>
+            </w:pPr>
+            <w:r>
+              <w:rPr>
+                <w:rFonts w:ascii="游ゴシック" w:hAnsi="游ゴシック" w:eastAsia="游ゴシック"/>
+                <w:b/>
+                <w:i w:val="0"/>
+                <w:color w:val="FFFFFF"/>
+                <w:sz w:val="16"/>
+              </w:rPr>
+              <w:t>残ること</w:t>
+            </w:r>
+          </w:p>
+        </w:tc>
+      </w:tr>
+      <w:tr>
+        <w:tc>
+          <w:tcPr>
+            <w:tcW w:type="dxa" w:w="454"/>
+            <w:vAlign w:val="center"/>
+          </w:tcPr>
+          <w:p>
+            <w:pPr>
+              <w:spacing w:before="20" w:after="20"/>
+            </w:pPr>
+            <w:r>
+              <w:rPr>
+                <w:rFonts w:ascii="游ゴシック" w:hAnsi="游ゴシック" w:eastAsia="游ゴシック"/>
+                <w:b w:val="0"/>
+                <w:i w:val="0"/>
+                <w:sz w:val="16"/>
+              </w:rPr>
+              <w:t>1</w:t>
+            </w:r>
+          </w:p>
+        </w:tc>
+        <w:tc>
+          <w:tcPr>
+            <w:tcW w:type="dxa" w:w="1814"/>
+            <w:vAlign w:val="center"/>
+          </w:tcPr>
+          <w:p>
+            <w:pPr>
+              <w:spacing w:before="20" w:after="20"/>
+            </w:pPr>
+            <w:r>
+              <w:rPr>
+                <w:rFonts w:ascii="游ゴシック" w:hAnsi="游ゴシック" w:eastAsia="游ゴシック"/>
+                <w:b w:val="0"/>
+                <w:i w:val="0"/>
+                <w:sz w:val="16"/>
+              </w:rPr>
+              <w:t>令和8年度調査の図</w:t>
+            </w:r>
+          </w:p>
+        </w:tc>
+        <w:tc>
+          <w:tcPr>
+            <w:tcW w:type="dxa" w:w="4649"/>
+            <w:vAlign w:val="center"/>
+          </w:tcPr>
+          <w:p>
+            <w:pPr>
+              <w:spacing w:before="20" w:after="20"/>
+            </w:pPr>
+            <w:r>
+              <w:rPr>
+                <w:rFonts w:ascii="游ゴシック" w:hAnsi="游ゴシック" w:eastAsia="游ゴシック"/>
+                <w:b w:val="0"/>
+                <w:i w:val="0"/>
+                <w:sz w:val="16"/>
+              </w:rPr>
+              <w:t>図19点を作成（障がい別・障がい児の行を含む）。割合は集計表から計算し、分析報告書の本文と照合</w:t>
+            </w:r>
+          </w:p>
+        </w:tc>
+        <w:tc>
+          <w:tcPr>
+            <w:tcW w:type="dxa" w:w="2835"/>
+            <w:vAlign w:val="center"/>
+          </w:tcPr>
+          <w:p>
+            <w:pPr>
+              <w:spacing w:before="20" w:after="20"/>
+            </w:pPr>
+            <w:r>
+              <w:rPr>
+                <w:rFonts w:ascii="游ゴシック" w:hAnsi="游ゴシック" w:eastAsia="游ゴシック"/>
+                <w:b w:val="0"/>
+                <w:i w:val="0"/>
+                <w:sz w:val="16"/>
+              </w:rPr>
+              <w:t>障がい児の問41・42（避難行動要支援者の登録・個別避難計画）は原票の確認待ちのため用いていない</w:t>
+            </w:r>
+          </w:p>
+        </w:tc>
+      </w:tr>
+      <w:tr>
+        <w:tc>
+          <w:tcPr>
+            <w:tcW w:type="dxa" w:w="454"/>
+            <w:vAlign w:val="center"/>
+          </w:tcPr>
+          <w:p>
+            <w:pPr>
+              <w:spacing w:before="20" w:after="20"/>
+            </w:pPr>
+            <w:r>
+              <w:rPr>
+                <w:rFonts w:ascii="游ゴシック" w:hAnsi="游ゴシック" w:eastAsia="游ゴシック"/>
+                <w:b w:val="0"/>
+                <w:i w:val="0"/>
+                <w:sz w:val="16"/>
+              </w:rPr>
+              <w:t>2</w:t>
+            </w:r>
+          </w:p>
+        </w:tc>
+        <w:tc>
+          <w:tcPr>
+            <w:tcW w:type="dxa" w:w="1814"/>
+            <w:vAlign w:val="center"/>
+          </w:tcPr>
+          <w:p>
+            <w:pPr>
+              <w:spacing w:before="20" w:after="20"/>
+            </w:pPr>
+            <w:r>
+              <w:rPr>
+                <w:rFonts w:ascii="游ゴシック" w:hAnsi="游ゴシック" w:eastAsia="游ゴシック"/>
+                <w:b w:val="0"/>
+                <w:i w:val="0"/>
+                <w:sz w:val="16"/>
+              </w:rPr>
+              <w:t>土台の調査の出典の差し替え</w:t>
+            </w:r>
+          </w:p>
+        </w:tc>
+        <w:tc>
+          <w:tcPr>
+            <w:tcW w:type="dxa" w:w="4649"/>
+            <w:vAlign w:val="center"/>
+          </w:tcPr>
+          <w:p>
+            <w:pPr>
+              <w:spacing w:before="20" w:after="20"/>
+            </w:pPr>
+            <w:r>
+              <w:rPr>
+                <w:rFonts w:ascii="游ゴシック" w:hAnsi="游ゴシック" w:eastAsia="游ゴシック"/>
+                <w:b w:val="0"/>
+                <w:i w:val="0"/>
+                <w:sz w:val="16"/>
+              </w:rPr>
+              <w:t>前回調査の表11点を削除し、令和8年度調査の図と本文に置換。調査のなかった第4章・第7章1・第8章・第10章にも図を置いた。調査の概要・課題と対応・策定経過も差し替え</w:t>
+            </w:r>
+          </w:p>
+        </w:tc>
+        <w:tc>
+          <w:tcPr>
+            <w:tcW w:type="dxa" w:w="2835"/>
+            <w:vAlign w:val="center"/>
+          </w:tcPr>
+          <w:p>
+            <w:pPr>
+              <w:spacing w:before="20" w:after="20"/>
+            </w:pPr>
+            <w:r>
+              <w:rPr>
+                <w:rFonts w:ascii="游ゴシック" w:hAnsi="游ゴシック" w:eastAsia="游ゴシック"/>
+                <w:b w:val="0"/>
+                <w:i w:val="0"/>
+                <w:sz w:val="16"/>
+              </w:rPr>
+              <w:t>調査の抽出方法は町に確認</w:t>
+            </w:r>
+          </w:p>
+        </w:tc>
+      </w:tr>
+      <w:tr>
+        <w:tc>
+          <w:tcPr>
+            <w:tcW w:type="dxa" w:w="454"/>
+            <w:vAlign w:val="center"/>
+          </w:tcPr>
+          <w:p>
+            <w:pPr>
+              <w:spacing w:before="20" w:after="20"/>
+            </w:pPr>
+            <w:r>
+              <w:rPr>
+                <w:rFonts w:ascii="游ゴシック" w:hAnsi="游ゴシック" w:eastAsia="游ゴシック"/>
+                <w:b w:val="0"/>
+                <w:i w:val="0"/>
+                <w:sz w:val="16"/>
+              </w:rPr>
+              <w:t>3</w:t>
+            </w:r>
+          </w:p>
+        </w:tc>
+        <w:tc>
+          <w:tcPr>
+            <w:tcW w:type="dxa" w:w="1814"/>
+            <w:vAlign w:val="center"/>
+          </w:tcPr>
+          <w:p>
+            <w:pPr>
+              <w:spacing w:before="20" w:after="20"/>
+            </w:pPr>
+            <w:r>
+              <w:rPr>
+                <w:rFonts w:ascii="游ゴシック" w:hAnsi="游ゴシック" w:eastAsia="游ゴシック"/>
+                <w:b w:val="0"/>
+                <w:i w:val="0"/>
+                <w:sz w:val="16"/>
+              </w:rPr>
+              <w:t>図表の番号・題名・資料</w:t>
+            </w:r>
+          </w:p>
+        </w:tc>
+        <w:tc>
+          <w:tcPr>
+            <w:tcW w:type="dxa" w:w="4649"/>
+            <w:vAlign w:val="center"/>
+          </w:tcPr>
+          <w:p>
+            <w:pPr>
+              <w:spacing w:before="20" w:after="20"/>
+            </w:pPr>
+            <w:r>
+              <w:rPr>
+                <w:rFonts w:ascii="游ゴシック" w:hAnsi="游ゴシック" w:eastAsia="游ゴシック"/>
+                <w:b w:val="0"/>
+                <w:i w:val="0"/>
+                <w:sz w:val="16"/>
+              </w:rPr>
+              <w:t>土台 図29点・表171点、当方第5版 図21点・表39点に通し番号と固有の題名。土台の実績・見込量の表58点に資料を追加</w:t>
+            </w:r>
+          </w:p>
+        </w:tc>
+        <w:tc>
+          <w:tcPr>
+            <w:tcW w:type="dxa" w:w="2835"/>
+            <w:vAlign w:val="center"/>
+          </w:tcPr>
+          <w:p>
+            <w:pPr>
+              <w:spacing w:before="20" w:after="20"/>
+            </w:pPr>
+            <w:r>
+              <w:rPr>
+                <w:rFonts w:ascii="游ゴシック" w:hAnsi="游ゴシック" w:eastAsia="游ゴシック"/>
+                <w:b w:val="0"/>
+                <w:i w:val="0"/>
+                <w:sz w:val="16"/>
+              </w:rPr>
+              <w:t>土台の実績の資料（給付実績）は他メンバーに確認</w:t>
+            </w:r>
+          </w:p>
+        </w:tc>
+      </w:tr>
+      <w:tr>
+        <w:tc>
+          <w:tcPr>
+            <w:tcW w:type="dxa" w:w="454"/>
+            <w:vAlign w:val="center"/>
+          </w:tcPr>
+          <w:p>
+            <w:pPr>
+              <w:spacing w:before="20" w:after="20"/>
+            </w:pPr>
+            <w:r>
+              <w:rPr>
+                <w:rFonts w:ascii="游ゴシック" w:hAnsi="游ゴシック" w:eastAsia="游ゴシック"/>
+                <w:b w:val="0"/>
+                <w:i w:val="0"/>
+                <w:sz w:val="16"/>
+              </w:rPr>
+              <w:t>4</w:t>
+            </w:r>
+          </w:p>
+        </w:tc>
+        <w:tc>
+          <w:tcPr>
+            <w:tcW w:type="dxa" w:w="1814"/>
+            <w:vAlign w:val="center"/>
+          </w:tcPr>
+          <w:p>
+            <w:pPr>
+              <w:spacing w:before="20" w:after="20"/>
+            </w:pPr>
+            <w:r>
+              <w:rPr>
+                <w:rFonts w:ascii="游ゴシック" w:hAnsi="游ゴシック" w:eastAsia="游ゴシック"/>
+                <w:b w:val="0"/>
+                <w:i w:val="0"/>
+                <w:sz w:val="16"/>
+              </w:rPr>
+              <w:t>数字の半角化と「障害」「障がい」</w:t>
+            </w:r>
+          </w:p>
+        </w:tc>
+        <w:tc>
+          <w:tcPr>
+            <w:tcW w:type="dxa" w:w="4649"/>
+            <w:vAlign w:val="center"/>
+          </w:tcPr>
+          <w:p>
+            <w:pPr>
+              <w:spacing w:before="20" w:after="20"/>
+            </w:pPr>
+            <w:r>
+              <w:rPr>
+                <w:rFonts w:ascii="游ゴシック" w:hAnsi="游ゴシック" w:eastAsia="游ゴシック"/>
+                <w:b w:val="0"/>
+                <w:i w:val="0"/>
+                <w:sz w:val="16"/>
+              </w:rPr>
+              <w:t>前回計画の書き分けを確かめて規則にし（5章の表）、土台34か所を変更履歴で直した。当方第5版は生成の際に当てる。数字は半角、「%」は「％」にそろえた（土台は文字の形だけの変更のため、変更履歴にせず直接）</w:t>
+            </w:r>
+          </w:p>
+        </w:tc>
+        <w:tc>
+          <w:tcPr>
+            <w:tcW w:type="dxa" w:w="2835"/>
+            <w:vAlign w:val="center"/>
+          </w:tcPr>
+          <w:p>
+            <w:pPr>
+              <w:spacing w:before="20" w:after="20"/>
+            </w:pPr>
+            <w:r>
+              <w:rPr>
+                <w:rFonts w:ascii="游ゴシック" w:hAnsi="游ゴシック" w:eastAsia="游ゴシック"/>
+                <w:b w:val="0"/>
+                <w:i w:val="0"/>
+                <w:sz w:val="16"/>
+              </w:rPr>
+              <w:t>高齢者計画と共通の接点の節は、書き分けの違いを除いて同じ文言であることを点検</w:t>
+            </w:r>
+          </w:p>
+        </w:tc>
+      </w:tr>
+      <w:tr>
+        <w:tc>
+          <w:tcPr>
+            <w:tcW w:type="dxa" w:w="454"/>
+            <w:vAlign w:val="center"/>
+          </w:tcPr>
+          <w:p>
+            <w:pPr>
+              <w:spacing w:before="20" w:after="20"/>
+            </w:pPr>
+            <w:r>
+              <w:rPr>
+                <w:rFonts w:ascii="游ゴシック" w:hAnsi="游ゴシック" w:eastAsia="游ゴシック"/>
+                <w:b w:val="0"/>
+                <w:i w:val="0"/>
+                <w:sz w:val="16"/>
+              </w:rPr>
+              <w:t>5</w:t>
+            </w:r>
+          </w:p>
+        </w:tc>
+        <w:tc>
+          <w:tcPr>
+            <w:tcW w:type="dxa" w:w="1814"/>
+            <w:vAlign w:val="center"/>
+          </w:tcPr>
+          <w:p>
+            <w:pPr>
+              <w:spacing w:before="20" w:after="20"/>
+            </w:pPr>
+            <w:r>
+              <w:rPr>
+                <w:rFonts w:ascii="游ゴシック" w:hAnsi="游ゴシック" w:eastAsia="游ゴシック"/>
+                <w:b w:val="0"/>
+                <w:i w:val="0"/>
+                <w:sz w:val="16"/>
+              </w:rPr>
+              <w:t>当方の図表を土台へ</w:t>
+            </w:r>
+          </w:p>
+        </w:tc>
+        <w:tc>
+          <w:tcPr>
+            <w:tcW w:type="dxa" w:w="4649"/>
+            <w:vAlign w:val="center"/>
+          </w:tcPr>
+          <w:p>
+            <w:pPr>
+              <w:spacing w:before="20" w:after="20"/>
+            </w:pPr>
+            <w:r>
+              <w:rPr>
+                <w:rFonts w:ascii="游ゴシック" w:hAnsi="游ゴシック" w:eastAsia="游ゴシック"/>
+                <w:b w:val="0"/>
+                <w:i w:val="0"/>
+                <w:sz w:val="16"/>
+              </w:rPr>
+              <w:t>手帳所持者数の見通し、障がい別の状況、前回調査との比較、算定方法、1人あたり日数（表5点・図1点）を追加</w:t>
+            </w:r>
+          </w:p>
+        </w:tc>
+        <w:tc>
+          <w:tcPr>
+            <w:tcW w:type="dxa" w:w="2835"/>
+            <w:vAlign w:val="center"/>
+          </w:tcPr>
+          <w:p>
+            <w:pPr>
+              <w:spacing w:before="20" w:after="20"/>
+            </w:pPr>
+            <w:r>
+              <w:rPr>
+                <w:rFonts w:ascii="游ゴシック" w:hAnsi="游ゴシック" w:eastAsia="游ゴシック"/>
+                <w:b w:val="0"/>
+                <w:i w:val="0"/>
+                <w:sz w:val="16"/>
+              </w:rPr>
+              <w:t>―</w:t>
+            </w:r>
+          </w:p>
+        </w:tc>
+      </w:tr>
+      <w:tr>
+        <w:tc>
+          <w:tcPr>
+            <w:tcW w:type="dxa" w:w="454"/>
+            <w:vAlign w:val="center"/>
+          </w:tcPr>
+          <w:p>
+            <w:pPr>
+              <w:keepNext/>
+              <w:spacing w:before="20" w:after="20"/>
+            </w:pPr>
+            <w:r>
+              <w:rPr>
+                <w:rFonts w:ascii="游ゴシック" w:hAnsi="游ゴシック" w:eastAsia="游ゴシック"/>
+                <w:b w:val="0"/>
+                <w:i w:val="0"/>
+                <w:sz w:val="16"/>
+              </w:rPr>
+              <w:t>6</w:t>
+            </w:r>
+          </w:p>
+        </w:tc>
+        <w:tc>
+          <w:tcPr>
+            <w:tcW w:type="dxa" w:w="1814"/>
+            <w:vAlign w:val="center"/>
+          </w:tcPr>
+          <w:p>
+            <w:pPr>
+              <w:keepNext/>
+              <w:spacing w:before="20" w:after="20"/>
+            </w:pPr>
+            <w:r>
+              <w:rPr>
+                <w:rFonts w:ascii="游ゴシック" w:hAnsi="游ゴシック" w:eastAsia="游ゴシック"/>
+                <w:b w:val="0"/>
+                <w:i w:val="0"/>
+                <w:sz w:val="16"/>
+              </w:rPr>
+              <w:t>協議用の見出し・表</w:t>
+            </w:r>
+          </w:p>
+        </w:tc>
+        <w:tc>
+          <w:tcPr>
+            <w:tcW w:type="dxa" w:w="4649"/>
+            <w:vAlign w:val="center"/>
+          </w:tcPr>
+          <w:p>
+            <w:pPr>
+              <w:keepNext/>
+              <w:spacing w:before="20" w:after="20"/>
+            </w:pPr>
+            <w:r>
+              <w:rPr>
+                <w:rFonts w:ascii="游ゴシック" w:hAnsi="游ゴシック" w:eastAsia="游ゴシック"/>
+                <w:b w:val="0"/>
+                <w:i w:val="0"/>
+                <w:sz w:val="16"/>
+              </w:rPr>
+              <w:t>当方第5版から外し、町との協議資料「前回計画の記載で町に確かめること」（16_町データ依頼）に移した</w:t>
+            </w:r>
+          </w:p>
+        </w:tc>
+        <w:tc>
+          <w:tcPr>
+            <w:tcW w:type="dxa" w:w="2835"/>
+            <w:vAlign w:val="center"/>
+          </w:tcPr>
+          <w:p>
+            <w:pPr>
+              <w:keepNext/>
+              <w:spacing w:before="20" w:after="20"/>
+            </w:pPr>
+            <w:r>
+              <w:rPr>
+                <w:rFonts w:ascii="游ゴシック" w:hAnsi="游ゴシック" w:eastAsia="游ゴシック"/>
+                <w:b w:val="0"/>
+                <w:i w:val="0"/>
+                <w:sz w:val="16"/>
+              </w:rPr>
+              <w:t>町の回答を得て成果目標①・短期入所・障がい児の見込量に用いる</w:t>
+            </w:r>
+          </w:p>
+        </w:tc>
+      </w:tr>
+      <w:tr>
+        <w:tc>
+          <w:tcPr>
+            <w:tcW w:type="dxa" w:w="454"/>
+            <w:vAlign w:val="center"/>
+          </w:tcPr>
+          <w:p>
+            <w:pPr>
+              <w:spacing w:before="20" w:after="20"/>
+            </w:pPr>
+            <w:r>
+              <w:rPr>
+                <w:rFonts w:ascii="游ゴシック" w:hAnsi="游ゴシック" w:eastAsia="游ゴシック"/>
+                <w:b w:val="0"/>
+                <w:i w:val="0"/>
+                <w:sz w:val="16"/>
+              </w:rPr>
+              <w:t>7</w:t>
+            </w:r>
+          </w:p>
+        </w:tc>
+        <w:tc>
+          <w:tcPr>
+            <w:tcW w:type="dxa" w:w="1814"/>
+            <w:vAlign w:val="center"/>
+          </w:tcPr>
+          <w:p>
+            <w:pPr>
+              <w:spacing w:before="20" w:after="20"/>
+            </w:pPr>
+            <w:r>
+              <w:rPr>
+                <w:rFonts w:ascii="游ゴシック" w:hAnsi="游ゴシック" w:eastAsia="游ゴシック"/>
+                <w:b w:val="0"/>
+                <w:i w:val="0"/>
+                <w:sz w:val="16"/>
+              </w:rPr>
+              <w:t>イラスト起こしの割付</w:t>
+            </w:r>
+          </w:p>
+        </w:tc>
+        <w:tc>
+          <w:tcPr>
+            <w:tcW w:type="dxa" w:w="4649"/>
+            <w:vAlign w:val="center"/>
+          </w:tcPr>
+          <w:p>
+            <w:pPr>
+              <w:spacing w:before="20" w:after="20"/>
+            </w:pPr>
+            <w:r>
+              <w:rPr>
+                <w:rFonts w:ascii="游ゴシック" w:hAnsi="游ゴシック" w:eastAsia="游ゴシック"/>
+                <w:b w:val="0"/>
+                <w:i w:val="0"/>
+                <w:sz w:val="16"/>
+              </w:rPr>
+              <w:t>候補5点の割付とラフを作成（10_納品・印刷「イラスト起こしの割付案」）</w:t>
+            </w:r>
+          </w:p>
+        </w:tc>
+        <w:tc>
+          <w:tcPr>
+            <w:tcW w:type="dxa" w:w="2835"/>
+            <w:vAlign w:val="center"/>
+          </w:tcPr>
+          <w:p>
+            <w:pPr>
+              <w:spacing w:before="20" w:after="20"/>
+            </w:pPr>
+            <w:r>
+              <w:rPr>
+                <w:rFonts w:ascii="游ゴシック" w:hAnsi="游ゴシック" w:eastAsia="游ゴシック"/>
+                <w:b w:val="0"/>
+                <w:i w:val="0"/>
+                <w:sz w:val="16"/>
+              </w:rPr>
+              <w:t>町と4点程度を選ぶ。施策体系図は基本理念・基本目標の設定後</w:t>
+            </w:r>
+          </w:p>
+        </w:tc>
+      </w:tr>
+    </w:tbl>
+    <w:p>
+      <w:pPr>
+        <w:spacing w:after="40"/>
+      </w:pPr>
+    </w:p>
+    <w:p>
+      <w:pPr>
+        <w:keepNext/>
+        <w:spacing w:before="200" w:after="40"/>
+      </w:pPr>
+      <w:r>
+        <w:rPr>
+          <w:rFonts w:ascii="游ゴシック" w:hAnsi="游ゴシック" w:eastAsia="游ゴシック"/>
+          <w:b/>
+          <w:i w:val="0"/>
+          <w:color w:val="1F4D78"/>
+          <w:sz w:val="22"/>
+        </w:rPr>
+        <w:t>【表13】不足・一部だった図表の対応後</w:t>
+      </w:r>
+    </w:p>
+    <w:tbl>
+      <w:tblPr>
+        <w:tblW w:type="auto" w:w="0"/>
+        <w:jc w:val="center"/>
+        <w:tblLayout w:type="fixed"/>
+        <w:tblLook w:firstColumn="1" w:firstRow="1" w:lastColumn="0" w:lastRow="0" w:noHBand="0" w:noVBand="1" w:val="04A0"/>
+        <w:tblBorders>
+          <w:top w:val="single" w:sz="6" w:space="0" w:color="2E75B6"/>
+          <w:left w:val="single" w:sz="4" w:space="0" w:color="BFBFBF"/>
+          <w:bottom w:val="single" w:sz="6" w:space="0" w:color="2E75B6"/>
+          <w:right w:val="single" w:sz="4" w:space="0" w:color="BFBFBF"/>
+          <w:insideH w:val="single" w:sz="4" w:space="0" w:color="BFBFBF"/>
+          <w:insideV w:val="single" w:sz="4" w:space="0" w:color="BFBFBF"/>
+        </w:tblBorders>
+        <w:tblCellMar>
+          <w:left w:w="10" w:type="dxa"/>
+          <w:right w:w="10" w:type="dxa"/>
+        </w:tblCellMar>
+      </w:tblPr>
+      <w:tblGrid>
+        <w:gridCol w:w="3175"/>
+        <w:gridCol w:w="907"/>
+        <w:gridCol w:w="907"/>
+        <w:gridCol w:w="4762"/>
+      </w:tblGrid>
+      <w:tr>
+        <w:tc>
+          <w:tcPr>
+            <w:tcW w:type="dxa" w:w="3175"/>
+            <w:shd w:val="clear" w:fill="1F3864"/>
+            <w:vAlign w:val="center"/>
+          </w:tcPr>
+          <w:p>
+            <w:pPr>
+              <w:spacing w:before="20" w:after="20"/>
+              <w:jc w:val="center"/>
+            </w:pPr>
+            <w:r>
+              <w:rPr>
+                <w:rFonts w:ascii="游ゴシック" w:hAnsi="游ゴシック" w:eastAsia="游ゴシック"/>
+                <w:b/>
+                <w:i w:val="0"/>
+                <w:color w:val="FFFFFF"/>
+                <w:sz w:val="17"/>
+              </w:rPr>
+              <w:t>図表</w:t>
+            </w:r>
+          </w:p>
+        </w:tc>
+        <w:tc>
+          <w:tcPr>
+            <w:tcW w:type="dxa" w:w="907"/>
+            <w:shd w:val="clear" w:fill="1F3864"/>
+            <w:vAlign w:val="center"/>
+          </w:tcPr>
+          <w:p>
+            <w:pPr>
+              <w:spacing w:before="20" w:after="20"/>
+              <w:jc w:val="center"/>
+            </w:pPr>
+            <w:r>
+              <w:rPr>
+                <w:rFonts w:ascii="游ゴシック" w:hAnsi="游ゴシック" w:eastAsia="游ゴシック"/>
+                <w:b/>
+                <w:i w:val="0"/>
+                <w:color w:val="FFFFFF"/>
+                <w:sz w:val="17"/>
+              </w:rPr>
+              <w:t>点検時</w:t>
+            </w:r>
+          </w:p>
+        </w:tc>
+        <w:tc>
+          <w:tcPr>
+            <w:tcW w:type="dxa" w:w="907"/>
+            <w:shd w:val="clear" w:fill="1F3864"/>
+            <w:vAlign w:val="center"/>
+          </w:tcPr>
+          <w:p>
+            <w:pPr>
+              <w:spacing w:before="20" w:after="20"/>
+              <w:jc w:val="center"/>
+            </w:pPr>
+            <w:r>
+              <w:rPr>
+                <w:rFonts w:ascii="游ゴシック" w:hAnsi="游ゴシック" w:eastAsia="游ゴシック"/>
+                <w:b/>
+                <w:i w:val="0"/>
+                <w:color w:val="FFFFFF"/>
+                <w:sz w:val="17"/>
+              </w:rPr>
+              <w:t>対応後</w:t>
+            </w:r>
+          </w:p>
+        </w:tc>
+        <w:tc>
+          <w:tcPr>
+            <w:tcW w:type="dxa" w:w="4762"/>
+            <w:shd w:val="clear" w:fill="1F3864"/>
+            <w:vAlign w:val="center"/>
+          </w:tcPr>
+          <w:p>
+            <w:pPr>
+              <w:spacing w:before="20" w:after="20"/>
+              <w:jc w:val="center"/>
+            </w:pPr>
+            <w:r>
+              <w:rPr>
+                <w:rFonts w:ascii="游ゴシック" w:hAnsi="游ゴシック" w:eastAsia="游ゴシック"/>
+                <w:b/>
+                <w:i w:val="0"/>
+                <w:color w:val="FFFFFF"/>
+                <w:sz w:val="17"/>
+              </w:rPr>
+              <w:t>残ること</w:t>
+            </w:r>
+          </w:p>
+        </w:tc>
+      </w:tr>
+      <w:tr>
+        <w:tc>
+          <w:tcPr>
+            <w:tcW w:type="dxa" w:w="3175"/>
+            <w:vAlign w:val="center"/>
+          </w:tcPr>
+          <w:p>
+            <w:pPr>
+              <w:spacing w:before="20" w:after="20"/>
+            </w:pPr>
+            <w:r>
+              <w:rPr>
+                <w:rFonts w:ascii="游ゴシック" w:hAnsi="游ゴシック" w:eastAsia="游ゴシック"/>
+                <w:b w:val="0"/>
+                <w:i w:val="0"/>
+                <w:sz w:val="17"/>
+              </w:rPr>
+              <w:t>調査の主な結果のグラフ</w:t>
+            </w:r>
+          </w:p>
+        </w:tc>
+        <w:tc>
+          <w:tcPr>
+            <w:tcW w:type="dxa" w:w="907"/>
+            <w:vAlign w:val="center"/>
+          </w:tcPr>
+          <w:p>
+            <w:pPr>
+              <w:spacing w:before="20" w:after="20"/>
+            </w:pPr>
+            <w:r>
+              <w:rPr>
+                <w:rFonts w:ascii="游ゴシック" w:hAnsi="游ゴシック" w:eastAsia="游ゴシック"/>
+                <w:b w:val="0"/>
+                <w:i w:val="0"/>
+                <w:sz w:val="17"/>
+              </w:rPr>
+              <w:t>不足</w:t>
+            </w:r>
+          </w:p>
+        </w:tc>
+        <w:tc>
+          <w:tcPr>
+            <w:tcW w:type="dxa" w:w="907"/>
+            <w:vAlign w:val="center"/>
+          </w:tcPr>
+          <w:p>
+            <w:pPr>
+              <w:spacing w:before="20" w:after="20"/>
+            </w:pPr>
+            <w:r>
+              <w:rPr>
+                <w:rFonts w:ascii="游ゴシック" w:hAnsi="游ゴシック" w:eastAsia="游ゴシック"/>
+                <w:b w:val="0"/>
+                <w:i w:val="0"/>
+                <w:sz w:val="17"/>
+              </w:rPr>
+              <w:t>充足</w:t>
+            </w:r>
+          </w:p>
+        </w:tc>
+        <w:tc>
+          <w:tcPr>
+            <w:tcW w:type="dxa" w:w="4762"/>
+            <w:vAlign w:val="center"/>
+          </w:tcPr>
+          <w:p>
+            <w:pPr>
+              <w:spacing w:before="20" w:after="20"/>
+            </w:pPr>
+            <w:r>
+              <w:rPr>
+                <w:rFonts w:ascii="游ゴシック" w:hAnsi="游ゴシック" w:eastAsia="游ゴシック"/>
+                <w:b w:val="0"/>
+                <w:i w:val="0"/>
+                <w:sz w:val="17"/>
+              </w:rPr>
+              <w:t>―</w:t>
+            </w:r>
+          </w:p>
+        </w:tc>
+      </w:tr>
+      <w:tr>
+        <w:tc>
+          <w:tcPr>
+            <w:tcW w:type="dxa" w:w="3175"/>
+            <w:vAlign w:val="center"/>
+          </w:tcPr>
+          <w:p>
+            <w:pPr>
+              <w:spacing w:before="20" w:after="20"/>
+            </w:pPr>
+            <w:r>
+              <w:rPr>
+                <w:rFonts w:ascii="游ゴシック" w:hAnsi="游ゴシック" w:eastAsia="游ゴシック"/>
+                <w:b w:val="0"/>
+                <w:i w:val="0"/>
+                <w:sz w:val="17"/>
+              </w:rPr>
+              <w:t>各分野の「現状と課題」に添える調査結果</w:t>
+            </w:r>
+          </w:p>
+        </w:tc>
+        <w:tc>
+          <w:tcPr>
+            <w:tcW w:type="dxa" w:w="907"/>
+            <w:vAlign w:val="center"/>
+          </w:tcPr>
+          <w:p>
+            <w:pPr>
+              <w:spacing w:before="20" w:after="20"/>
+            </w:pPr>
+            <w:r>
+              <w:rPr>
+                <w:rFonts w:ascii="游ゴシック" w:hAnsi="游ゴシック" w:eastAsia="游ゴシック"/>
+                <w:b w:val="0"/>
+                <w:i w:val="0"/>
+                <w:sz w:val="17"/>
+              </w:rPr>
+              <w:t>不足</w:t>
+            </w:r>
+          </w:p>
+        </w:tc>
+        <w:tc>
+          <w:tcPr>
+            <w:tcW w:type="dxa" w:w="907"/>
+            <w:vAlign w:val="center"/>
+          </w:tcPr>
+          <w:p>
+            <w:pPr>
+              <w:spacing w:before="20" w:after="20"/>
+            </w:pPr>
+            <w:r>
+              <w:rPr>
+                <w:rFonts w:ascii="游ゴシック" w:hAnsi="游ゴシック" w:eastAsia="游ゴシック"/>
+                <w:b w:val="0"/>
+                <w:i w:val="0"/>
+                <w:sz w:val="17"/>
+              </w:rPr>
+              <w:t>充足</w:t>
+            </w:r>
+          </w:p>
+        </w:tc>
+        <w:tc>
+          <w:tcPr>
+            <w:tcW w:type="dxa" w:w="4762"/>
+            <w:vAlign w:val="center"/>
+          </w:tcPr>
+          <w:p>
+            <w:pPr>
+              <w:spacing w:before="20" w:after="20"/>
+            </w:pPr>
+            <w:r>
+              <w:rPr>
+                <w:rFonts w:ascii="游ゴシック" w:hAnsi="游ゴシック" w:eastAsia="游ゴシック"/>
+                <w:b w:val="0"/>
+                <w:i w:val="0"/>
+                <w:sz w:val="17"/>
+              </w:rPr>
+              <w:t>―</w:t>
+            </w:r>
+          </w:p>
+        </w:tc>
+      </w:tr>
+      <w:tr>
+        <w:tc>
+          <w:tcPr>
+            <w:tcW w:type="dxa" w:w="3175"/>
+            <w:vAlign w:val="center"/>
+          </w:tcPr>
+          <w:p>
+            <w:pPr>
+              <w:spacing w:before="20" w:after="20"/>
+            </w:pPr>
+            <w:r>
+              <w:rPr>
+                <w:rFonts w:ascii="游ゴシック" w:hAnsi="游ゴシック" w:eastAsia="游ゴシック"/>
+                <w:b w:val="0"/>
+                <w:i w:val="0"/>
+                <w:sz w:val="17"/>
+              </w:rPr>
+              <w:t>施策体系図</w:t>
+            </w:r>
+          </w:p>
+        </w:tc>
+        <w:tc>
+          <w:tcPr>
+            <w:tcW w:type="dxa" w:w="907"/>
+            <w:vAlign w:val="center"/>
+          </w:tcPr>
+          <w:p>
+            <w:pPr>
+              <w:spacing w:before="20" w:after="20"/>
+            </w:pPr>
+            <w:r>
+              <w:rPr>
+                <w:rFonts w:ascii="游ゴシック" w:hAnsi="游ゴシック" w:eastAsia="游ゴシック"/>
+                <w:b w:val="0"/>
+                <w:i w:val="0"/>
+                <w:sz w:val="17"/>
+              </w:rPr>
+              <w:t>不足</w:t>
+            </w:r>
+          </w:p>
+        </w:tc>
+        <w:tc>
+          <w:tcPr>
+            <w:tcW w:type="dxa" w:w="907"/>
+            <w:vAlign w:val="center"/>
+          </w:tcPr>
+          <w:p>
+            <w:pPr>
+              <w:spacing w:before="20" w:after="20"/>
+            </w:pPr>
+            <w:r>
+              <w:rPr>
+                <w:rFonts w:ascii="游ゴシック" w:hAnsi="游ゴシック" w:eastAsia="游ゴシック"/>
+                <w:b w:val="0"/>
+                <w:i w:val="0"/>
+                <w:sz w:val="17"/>
+              </w:rPr>
+              <w:t>一部</w:t>
+            </w:r>
+          </w:p>
+        </w:tc>
+        <w:tc>
+          <w:tcPr>
+            <w:tcW w:type="dxa" w:w="4762"/>
+            <w:vAlign w:val="center"/>
+          </w:tcPr>
+          <w:p>
+            <w:pPr>
+              <w:spacing w:before="20" w:after="20"/>
+            </w:pPr>
+            <w:r>
+              <w:rPr>
+                <w:rFonts w:ascii="游ゴシック" w:hAnsi="游ゴシック" w:eastAsia="游ゴシック"/>
+                <w:b w:val="0"/>
+                <w:i w:val="0"/>
+                <w:sz w:val="17"/>
+              </w:rPr>
+              <w:t>ラフ作成。基本理念・基本目標の設定後に描き起こす</w:t>
+            </w:r>
+          </w:p>
+        </w:tc>
+      </w:tr>
+      <w:tr>
+        <w:tc>
+          <w:tcPr>
+            <w:tcW w:type="dxa" w:w="3175"/>
+            <w:vAlign w:val="center"/>
+          </w:tcPr>
+          <w:p>
+            <w:pPr>
+              <w:spacing w:before="20" w:after="20"/>
+            </w:pPr>
+            <w:r>
+              <w:rPr>
+                <w:rFonts w:ascii="游ゴシック" w:hAnsi="游ゴシック" w:eastAsia="游ゴシック"/>
+                <w:b w:val="0"/>
+                <w:i w:val="0"/>
+                <w:sz w:val="17"/>
+              </w:rPr>
+              <w:t>障害支援区分の認定者数</w:t>
+            </w:r>
+          </w:p>
+        </w:tc>
+        <w:tc>
+          <w:tcPr>
+            <w:tcW w:type="dxa" w:w="907"/>
+            <w:vAlign w:val="center"/>
+          </w:tcPr>
+          <w:p>
+            <w:pPr>
+              <w:spacing w:before="20" w:after="20"/>
+            </w:pPr>
+            <w:r>
+              <w:rPr>
+                <w:rFonts w:ascii="游ゴシック" w:hAnsi="游ゴシック" w:eastAsia="游ゴシック"/>
+                <w:b w:val="0"/>
+                <w:i w:val="0"/>
+                <w:sz w:val="17"/>
+              </w:rPr>
+              <w:t>不足</w:t>
+            </w:r>
+          </w:p>
+        </w:tc>
+        <w:tc>
+          <w:tcPr>
+            <w:tcW w:type="dxa" w:w="907"/>
+            <w:vAlign w:val="center"/>
+          </w:tcPr>
+          <w:p>
+            <w:pPr>
+              <w:spacing w:before="20" w:after="20"/>
+            </w:pPr>
+            <w:r>
+              <w:rPr>
+                <w:rFonts w:ascii="游ゴシック" w:hAnsi="游ゴシック" w:eastAsia="游ゴシック"/>
+                <w:b w:val="0"/>
+                <w:i w:val="0"/>
+                <w:sz w:val="17"/>
+              </w:rPr>
+              <w:t>不足</w:t>
+            </w:r>
+          </w:p>
+        </w:tc>
+        <w:tc>
+          <w:tcPr>
+            <w:tcW w:type="dxa" w:w="4762"/>
+            <w:vAlign w:val="center"/>
+          </w:tcPr>
+          <w:p>
+            <w:pPr>
+              <w:spacing w:before="20" w:after="20"/>
+            </w:pPr>
+            <w:r>
+              <w:rPr>
+                <w:rFonts w:ascii="游ゴシック" w:hAnsi="游ゴシック" w:eastAsia="游ゴシック"/>
+                <w:b w:val="0"/>
+                <w:i w:val="0"/>
+                <w:sz w:val="17"/>
+              </w:rPr>
+              <w:t>町データ待ち</w:t>
+            </w:r>
+          </w:p>
+        </w:tc>
+      </w:tr>
+      <w:tr>
+        <w:tc>
+          <w:tcPr>
+            <w:tcW w:type="dxa" w:w="3175"/>
+            <w:vAlign w:val="center"/>
+          </w:tcPr>
+          <w:p>
+            <w:pPr>
+              <w:spacing w:before="20" w:after="20"/>
+            </w:pPr>
+            <w:r>
+              <w:rPr>
+                <w:rFonts w:ascii="游ゴシック" w:hAnsi="游ゴシック" w:eastAsia="游ゴシック"/>
+                <w:b w:val="0"/>
+                <w:i w:val="0"/>
+                <w:sz w:val="17"/>
+              </w:rPr>
+              <w:t>関係者団体等ヒアリングの結果</w:t>
+            </w:r>
+          </w:p>
+        </w:tc>
+        <w:tc>
+          <w:tcPr>
+            <w:tcW w:type="dxa" w:w="907"/>
+            <w:vAlign w:val="center"/>
+          </w:tcPr>
+          <w:p>
+            <w:pPr>
+              <w:spacing w:before="20" w:after="20"/>
+            </w:pPr>
+            <w:r>
+              <w:rPr>
+                <w:rFonts w:ascii="游ゴシック" w:hAnsi="游ゴシック" w:eastAsia="游ゴシック"/>
+                <w:b w:val="0"/>
+                <w:i w:val="0"/>
+                <w:sz w:val="17"/>
+              </w:rPr>
+              <w:t>不足</w:t>
+            </w:r>
+          </w:p>
+        </w:tc>
+        <w:tc>
+          <w:tcPr>
+            <w:tcW w:type="dxa" w:w="907"/>
+            <w:vAlign w:val="center"/>
+          </w:tcPr>
+          <w:p>
+            <w:pPr>
+              <w:spacing w:before="20" w:after="20"/>
+            </w:pPr>
+            <w:r>
+              <w:rPr>
+                <w:rFonts w:ascii="游ゴシック" w:hAnsi="游ゴシック" w:eastAsia="游ゴシック"/>
+                <w:b w:val="0"/>
+                <w:i w:val="0"/>
+                <w:sz w:val="17"/>
+              </w:rPr>
+              <w:t>不足</w:t>
+            </w:r>
+          </w:p>
+        </w:tc>
+        <w:tc>
+          <w:tcPr>
+            <w:tcW w:type="dxa" w:w="4762"/>
+            <w:vAlign w:val="center"/>
+          </w:tcPr>
+          <w:p>
+            <w:pPr>
+              <w:spacing w:before="20" w:after="20"/>
+            </w:pPr>
+            <w:r>
+              <w:rPr>
+                <w:rFonts w:ascii="游ゴシック" w:hAnsi="游ゴシック" w:eastAsia="游ゴシック"/>
+                <w:b w:val="0"/>
+                <w:i w:val="0"/>
+                <w:sz w:val="17"/>
+              </w:rPr>
+              <w:t>11月のヒアリング実施後</w:t>
+            </w:r>
+          </w:p>
+        </w:tc>
+      </w:tr>
+      <w:tr>
+        <w:tc>
+          <w:tcPr>
+            <w:tcW w:type="dxa" w:w="3175"/>
+            <w:vAlign w:val="center"/>
+          </w:tcPr>
+          <w:p>
+            <w:pPr>
+              <w:keepNext/>
+              <w:spacing w:before="20" w:after="20"/>
+            </w:pPr>
+            <w:r>
+              <w:rPr>
+                <w:rFonts w:ascii="游ゴシック" w:hAnsi="游ゴシック" w:eastAsia="游ゴシック"/>
+                <w:b w:val="0"/>
+                <w:i w:val="0"/>
+                <w:sz w:val="17"/>
+              </w:rPr>
+              <w:t>地域生活支援拠点等の機能・関係機関との連携</w:t>
+            </w:r>
+          </w:p>
+        </w:tc>
+        <w:tc>
+          <w:tcPr>
+            <w:tcW w:type="dxa" w:w="907"/>
+            <w:vAlign w:val="center"/>
+          </w:tcPr>
+          <w:p>
+            <w:pPr>
+              <w:keepNext/>
+              <w:spacing w:before="20" w:after="20"/>
+            </w:pPr>
+            <w:r>
+              <w:rPr>
+                <w:rFonts w:ascii="游ゴシック" w:hAnsi="游ゴシック" w:eastAsia="游ゴシック"/>
+                <w:b w:val="0"/>
+                <w:i w:val="0"/>
+                <w:sz w:val="17"/>
+              </w:rPr>
+              <w:t>一部</w:t>
+            </w:r>
+          </w:p>
+        </w:tc>
+        <w:tc>
+          <w:tcPr>
+            <w:tcW w:type="dxa" w:w="907"/>
+            <w:vAlign w:val="center"/>
+          </w:tcPr>
+          <w:p>
+            <w:pPr>
+              <w:keepNext/>
+              <w:spacing w:before="20" w:after="20"/>
+            </w:pPr>
+            <w:r>
+              <w:rPr>
+                <w:rFonts w:ascii="游ゴシック" w:hAnsi="游ゴシック" w:eastAsia="游ゴシック"/>
+                <w:b w:val="0"/>
+                <w:i w:val="0"/>
+                <w:sz w:val="17"/>
+              </w:rPr>
+              <w:t>一部</w:t>
+            </w:r>
+          </w:p>
+        </w:tc>
+        <w:tc>
+          <w:tcPr>
+            <w:tcW w:type="dxa" w:w="4762"/>
+            <w:vAlign w:val="center"/>
+          </w:tcPr>
+          <w:p>
+            <w:pPr>
+              <w:keepNext/>
+              <w:spacing w:before="20" w:after="20"/>
+            </w:pPr>
+            <w:r>
+              <w:rPr>
+                <w:rFonts w:ascii="游ゴシック" w:hAnsi="游ゴシック" w:eastAsia="游ゴシック"/>
+                <w:b w:val="0"/>
+                <w:i w:val="0"/>
+                <w:sz w:val="17"/>
+              </w:rPr>
+              <w:t>ラフ作成。町と選定のうえ描き起こす</w:t>
+            </w:r>
+          </w:p>
+        </w:tc>
+      </w:tr>
+      <w:tr>
+        <w:tc>
+          <w:tcPr>
+            <w:tcW w:type="dxa" w:w="3175"/>
+            <w:vAlign w:val="center"/>
+          </w:tcPr>
+          <w:p>
+            <w:pPr>
+              <w:spacing w:before="20" w:after="20"/>
+            </w:pPr>
+            <w:r>
+              <w:rPr>
+                <w:rFonts w:ascii="游ゴシック" w:hAnsi="游ゴシック" w:eastAsia="游ゴシック"/>
+                <w:b w:val="0"/>
+                <w:i w:val="0"/>
+                <w:sz w:val="17"/>
+              </w:rPr>
+              <w:t>施策の方向（当方の箇条書き）</w:t>
+            </w:r>
+          </w:p>
+        </w:tc>
+        <w:tc>
+          <w:tcPr>
+            <w:tcW w:type="dxa" w:w="907"/>
+            <w:vAlign w:val="center"/>
+          </w:tcPr>
+          <w:p>
+            <w:pPr>
+              <w:spacing w:before="20" w:after="20"/>
+            </w:pPr>
+            <w:r>
+              <w:rPr>
+                <w:rFonts w:ascii="游ゴシック" w:hAnsi="游ゴシック" w:eastAsia="游ゴシック"/>
+                <w:b w:val="0"/>
+                <w:i w:val="0"/>
+                <w:sz w:val="17"/>
+              </w:rPr>
+              <w:t>一部</w:t>
+            </w:r>
+          </w:p>
+        </w:tc>
+        <w:tc>
+          <w:tcPr>
+            <w:tcW w:type="dxa" w:w="907"/>
+            <w:vAlign w:val="center"/>
+          </w:tcPr>
+          <w:p>
+            <w:pPr>
+              <w:spacing w:before="20" w:after="20"/>
+            </w:pPr>
+            <w:r>
+              <w:rPr>
+                <w:rFonts w:ascii="游ゴシック" w:hAnsi="游ゴシック" w:eastAsia="游ゴシック"/>
+                <w:b w:val="0"/>
+                <w:i w:val="0"/>
+                <w:sz w:val="17"/>
+              </w:rPr>
+              <w:t>一部</w:t>
+            </w:r>
+          </w:p>
+        </w:tc>
+        <w:tc>
+          <w:tcPr>
+            <w:tcW w:type="dxa" w:w="4762"/>
+            <w:vAlign w:val="center"/>
+          </w:tcPr>
+          <w:p>
+            <w:pPr>
+              <w:spacing w:before="20" w:after="20"/>
+            </w:pPr>
+            <w:r>
+              <w:rPr>
+                <w:rFonts w:ascii="游ゴシック" w:hAnsi="游ゴシック" w:eastAsia="游ゴシック"/>
+                <w:b w:val="0"/>
+                <w:i w:val="0"/>
+                <w:sz w:val="17"/>
+              </w:rPr>
+              <w:t>土台の表の形を正とする。当方の内容は土台へ追加候補として扱う</w:t>
             </w:r>
           </w:p>
         </w:tc>
